--- a/Report.docx
+++ b/Report.docx
@@ -7,12 +7,14 @@
         <w:rPr>
           <w:sz w:val="36"/>
           <w:szCs w:val="36"/>
+          <w:lang w:val="en-US"/>
         </w:rPr>
       </w:pPr>
       <w:r>
         <w:rPr>
           <w:sz w:val="36"/>
           <w:szCs w:val="36"/>
+          <w:lang w:val="en-US"/>
         </w:rPr>
         <w:t>Report</w:t>
       </w:r>
@@ -75,43 +77,7 @@
           <w:szCs w:val="24"/>
           <w:lang w:val="en-US"/>
         </w:rPr>
-        <w:t>Write about what you have done in your frontend solution, code and design, to follow Universal Design (</w:t>
-      </w:r>
-      <w:proofErr w:type="spellStart"/>
-      <w:r>
-        <w:rPr>
-          <w:sz w:val="24"/>
-          <w:szCs w:val="24"/>
-          <w:lang w:val="en-US"/>
-        </w:rPr>
-        <w:t>Universell</w:t>
-      </w:r>
-      <w:proofErr w:type="spellEnd"/>
-      <w:r>
-        <w:rPr>
-          <w:sz w:val="24"/>
-          <w:szCs w:val="24"/>
-          <w:lang w:val="en-US"/>
-        </w:rPr>
-        <w:t xml:space="preserve"> </w:t>
-      </w:r>
-      <w:proofErr w:type="spellStart"/>
-      <w:r>
-        <w:rPr>
-          <w:sz w:val="24"/>
-          <w:szCs w:val="24"/>
-          <w:lang w:val="en-US"/>
-        </w:rPr>
-        <w:t>Utforming</w:t>
-      </w:r>
-      <w:proofErr w:type="spellEnd"/>
-      <w:r>
-        <w:rPr>
-          <w:sz w:val="24"/>
-          <w:szCs w:val="24"/>
-          <w:lang w:val="en-US"/>
-        </w:rPr>
-        <w:t>).</w:t>
+        <w:t>Write about what you have done in your frontend solution, code and design, to follow Universal Design (Universell Utforming).</w:t>
       </w:r>
     </w:p>
     <w:p>
@@ -199,6 +165,119 @@
         </w:rPr>
         <w:t>g</w:t>
       </w:r>
+    </w:p>
+    <w:p>
+      <w:pPr>
+        <w:pStyle w:val="ListParagraph"/>
+        <w:numPr>
+          <w:ilvl w:val="0"/>
+          <w:numId w:val="1"/>
+        </w:numPr>
+        <w:rPr>
+          <w:sz w:val="24"/>
+          <w:szCs w:val="24"/>
+        </w:rPr>
+      </w:pPr>
+      <w:r>
+        <w:rPr>
+          <w:sz w:val="24"/>
+          <w:szCs w:val="24"/>
+        </w:rPr>
+        <w:t>Enkel struktur</w:t>
+      </w:r>
+    </w:p>
+    <w:p>
+      <w:pPr>
+        <w:pStyle w:val="ListParagraph"/>
+        <w:numPr>
+          <w:ilvl w:val="0"/>
+          <w:numId w:val="1"/>
+        </w:numPr>
+        <w:rPr>
+          <w:sz w:val="24"/>
+          <w:szCs w:val="24"/>
+        </w:rPr>
+      </w:pPr>
+      <w:r>
+        <w:rPr>
+          <w:sz w:val="24"/>
+          <w:szCs w:val="24"/>
+        </w:rPr>
+        <w:t>Kontrast</w:t>
+      </w:r>
+    </w:p>
+    <w:p>
+      <w:pPr>
+        <w:pStyle w:val="ListParagraph"/>
+        <w:numPr>
+          <w:ilvl w:val="0"/>
+          <w:numId w:val="1"/>
+        </w:numPr>
+        <w:rPr>
+          <w:sz w:val="24"/>
+          <w:szCs w:val="24"/>
+        </w:rPr>
+      </w:pPr>
+      <w:r>
+        <w:rPr>
+          <w:sz w:val="24"/>
+          <w:szCs w:val="24"/>
+        </w:rPr>
+        <w:t>Semantiske elementer</w:t>
+      </w:r>
+    </w:p>
+    <w:p>
+      <w:pPr>
+        <w:pStyle w:val="ListParagraph"/>
+        <w:numPr>
+          <w:ilvl w:val="0"/>
+          <w:numId w:val="1"/>
+        </w:numPr>
+        <w:rPr>
+          <w:sz w:val="24"/>
+          <w:szCs w:val="24"/>
+        </w:rPr>
+      </w:pPr>
+      <w:r>
+        <w:rPr>
+          <w:sz w:val="24"/>
+          <w:szCs w:val="24"/>
+        </w:rPr>
+        <w:t>Responsiv design</w:t>
+      </w:r>
+    </w:p>
+    <w:p>
+      <w:pPr>
+        <w:pStyle w:val="ListParagraph"/>
+        <w:numPr>
+          <w:ilvl w:val="0"/>
+          <w:numId w:val="1"/>
+        </w:numPr>
+        <w:rPr>
+          <w:sz w:val="24"/>
+          <w:szCs w:val="24"/>
+        </w:rPr>
+      </w:pPr>
+      <w:r>
+        <w:rPr>
+          <w:sz w:val="24"/>
+          <w:szCs w:val="24"/>
+        </w:rPr>
+        <w:t>Respons – brukeren få rtydelig respons når noe er gjort riktig og feil</w:t>
+      </w:r>
+    </w:p>
+    <w:p>
+      <w:pPr>
+        <w:pStyle w:val="ListParagraph"/>
+        <w:numPr>
+          <w:ilvl w:val="0"/>
+          <w:numId w:val="1"/>
+        </w:numPr>
+        <w:rPr>
+          <w:sz w:val="24"/>
+          <w:szCs w:val="24"/>
+        </w:rPr>
+      </w:pPr>
     </w:p>
     <w:sectPr>
       <w:pgSz w:w="11906" w:h="16838"/>
@@ -933,6 +1012,7 @@
   <w:style w:type="character" w:default="1" w:styleId="DefaultParagraphFont">
     <w:name w:val="Default Paragraph Font"/>
     <w:uiPriority w:val="1"/>
+    <w:semiHidden/>
     <w:unhideWhenUsed/>
   </w:style>
   <w:style w:type="table" w:default="1" w:styleId="TableNormal">

--- a/Report.docx
+++ b/Report.docx
@@ -4,276 +4,1102 @@
   <w:body>
     <w:p>
       <w:pPr>
-        <w:rPr>
+        <w:spacing w:line="360" w:lineRule="auto"/>
+        <w:rPr>
+          <w:rFonts w:ascii="Calibri" w:hAnsi="Calibri" w:cs="Calibri"/>
           <w:sz w:val="36"/>
           <w:szCs w:val="36"/>
-          <w:lang w:val="en-US"/>
-        </w:rPr>
-      </w:pPr>
-      <w:r>
-        <w:rPr>
+        </w:rPr>
+      </w:pPr>
+      <w:r>
+        <w:rPr>
+          <w:rFonts w:ascii="Calibri" w:hAnsi="Calibri" w:cs="Calibri"/>
           <w:sz w:val="36"/>
           <w:szCs w:val="36"/>
-          <w:lang w:val="en-US"/>
-        </w:rPr>
-        <w:t>Report</w:t>
+        </w:rPr>
+        <w:t>Rapport</w:t>
       </w:r>
     </w:p>
     <w:p>
       <w:pPr>
-        <w:rPr>
-          <w:sz w:val="24"/>
-          <w:szCs w:val="24"/>
-          <w:lang w:val="en-US"/>
-        </w:rPr>
-      </w:pPr>
-      <w:r>
-        <w:rPr>
-          <w:sz w:val="24"/>
-          <w:szCs w:val="24"/>
-          <w:lang w:val="en-US"/>
-        </w:rPr>
-        <w:t xml:space="preserve">This is a report where you will write about the technical aspects of your solutions as well as Universal Design. </w:t>
+        <w:spacing w:line="360" w:lineRule="auto"/>
+        <w:rPr>
+          <w:rFonts w:ascii="Calibri" w:hAnsi="Calibri" w:cs="Calibri"/>
+          <w:sz w:val="24"/>
+          <w:szCs w:val="24"/>
+        </w:rPr>
+      </w:pPr>
+      <w:r>
+        <w:rPr>
+          <w:rFonts w:ascii="Calibri" w:hAnsi="Calibri" w:cs="Calibri"/>
+          <w:sz w:val="24"/>
+          <w:szCs w:val="24"/>
+        </w:rPr>
+        <w:t xml:space="preserve">Applikasjonen er strukturert rundt flere sider, hver med spesifikke funksjoner for å opprette, oppdatere, slette og søke etter </w:t>
+      </w:r>
+      <w:r>
+        <w:rPr>
+          <w:rFonts w:ascii="Calibri" w:hAnsi="Calibri" w:cs="Calibri"/>
+          <w:sz w:val="24"/>
+          <w:szCs w:val="24"/>
+        </w:rPr>
+        <w:t>innlegg/thoughts</w:t>
+      </w:r>
+      <w:r>
+        <w:rPr>
+          <w:rFonts w:ascii="Calibri" w:hAnsi="Calibri" w:cs="Calibri"/>
+          <w:sz w:val="24"/>
+          <w:szCs w:val="24"/>
+        </w:rPr>
+        <w:t xml:space="preserve">. </w:t>
       </w:r>
     </w:p>
     <w:p>
       <w:pPr>
-        <w:pStyle w:val="ListParagraph"/>
-        <w:numPr>
-          <w:ilvl w:val="0"/>
-          <w:numId w:val="1"/>
-        </w:numPr>
-        <w:rPr>
-          <w:sz w:val="24"/>
-          <w:szCs w:val="24"/>
-          <w:lang w:val="en-US"/>
-        </w:rPr>
-      </w:pPr>
-      <w:r>
-        <w:rPr>
-          <w:sz w:val="24"/>
-          <w:szCs w:val="24"/>
-          <w:lang w:val="en-US"/>
-        </w:rPr>
-        <w:t>Overview of functionality you have made in frontend, and short about the techniques used in context of the functionality.</w:t>
+        <w:spacing w:line="360" w:lineRule="auto"/>
+        <w:rPr>
+          <w:rFonts w:ascii="Calibri" w:hAnsi="Calibri" w:cs="Calibri"/>
+          <w:sz w:val="28"/>
+          <w:szCs w:val="28"/>
+        </w:rPr>
+      </w:pPr>
+      <w:r>
+        <w:rPr>
+          <w:rFonts w:ascii="Calibri" w:hAnsi="Calibri" w:cs="Calibri"/>
+          <w:sz w:val="28"/>
+          <w:szCs w:val="28"/>
+        </w:rPr>
+        <w:t>F</w:t>
+      </w:r>
+      <w:r>
+        <w:rPr>
+          <w:rFonts w:ascii="Calibri" w:hAnsi="Calibri" w:cs="Calibri"/>
+          <w:sz w:val="28"/>
+          <w:szCs w:val="28"/>
+        </w:rPr>
+        <w:t>unksjonalitet</w:t>
       </w:r>
     </w:p>
     <w:p>
       <w:pPr>
-        <w:pStyle w:val="ListParagraph"/>
-        <w:numPr>
-          <w:ilvl w:val="0"/>
-          <w:numId w:val="1"/>
-        </w:numPr>
-        <w:rPr>
-          <w:sz w:val="24"/>
-          <w:szCs w:val="24"/>
-          <w:lang w:val="en-US"/>
-        </w:rPr>
-      </w:pPr>
-      <w:r>
-        <w:rPr>
-          <w:sz w:val="24"/>
-          <w:szCs w:val="24"/>
-          <w:lang w:val="en-US"/>
-        </w:rPr>
-        <w:t>Write about what you have done in your frontend solution, code and design, to follow Universal Design (Universell Utforming).</w:t>
+        <w:spacing w:line="360" w:lineRule="auto"/>
+        <w:rPr>
+          <w:rFonts w:ascii="Calibri" w:hAnsi="Calibri" w:cs="Calibri"/>
+          <w:sz w:val="24"/>
+          <w:szCs w:val="24"/>
+        </w:rPr>
+      </w:pPr>
+      <w:r>
+        <w:rPr>
+          <w:rFonts w:ascii="Calibri" w:hAnsi="Calibri" w:cs="Calibri"/>
+          <w:sz w:val="24"/>
+          <w:szCs w:val="24"/>
+        </w:rPr>
+        <w:t xml:space="preserve">På </w:t>
+      </w:r>
+      <w:r>
+        <w:rPr>
+          <w:rFonts w:ascii="Calibri" w:hAnsi="Calibri" w:cs="Calibri"/>
+          <w:sz w:val="24"/>
+          <w:szCs w:val="24"/>
+        </w:rPr>
+        <w:t>hjemmesiden</w:t>
+      </w:r>
+      <w:r>
+        <w:rPr>
+          <w:rFonts w:ascii="Calibri" w:hAnsi="Calibri" w:cs="Calibri"/>
+          <w:sz w:val="24"/>
+          <w:szCs w:val="24"/>
+        </w:rPr>
+        <w:t xml:space="preserve"> vises en liste over alle </w:t>
+      </w:r>
+      <w:r>
+        <w:rPr>
+          <w:rFonts w:ascii="Calibri" w:hAnsi="Calibri" w:cs="Calibri"/>
+          <w:sz w:val="24"/>
+          <w:szCs w:val="24"/>
+        </w:rPr>
+        <w:t>innlegg</w:t>
+      </w:r>
+      <w:r>
+        <w:rPr>
+          <w:rFonts w:ascii="Calibri" w:hAnsi="Calibri" w:cs="Calibri"/>
+          <w:sz w:val="24"/>
+          <w:szCs w:val="24"/>
+        </w:rPr>
+        <w:t xml:space="preserve"> ved hjelp av ThoughtList-komponenten. Denne henter data fra backend via ThoughtService og presenterer innholdet på en oversiktlig måte.</w:t>
+      </w:r>
+      <w:r>
+        <w:rPr>
+          <w:rFonts w:ascii="Calibri" w:hAnsi="Calibri" w:cs="Calibri"/>
+          <w:sz w:val="24"/>
+          <w:szCs w:val="24"/>
+        </w:rPr>
+        <w:t xml:space="preserve"> </w:t>
+      </w:r>
+      <w:r>
+        <w:rPr>
+          <w:rFonts w:ascii="Calibri" w:hAnsi="Calibri" w:cs="Calibri"/>
+          <w:sz w:val="24"/>
+          <w:szCs w:val="24"/>
+        </w:rPr>
+        <w:t xml:space="preserve">På registreringssiden kan brukere opprette nye </w:t>
+      </w:r>
+      <w:r>
+        <w:rPr>
+          <w:rFonts w:ascii="Calibri" w:hAnsi="Calibri" w:cs="Calibri"/>
+          <w:sz w:val="24"/>
+          <w:szCs w:val="24"/>
+        </w:rPr>
+        <w:t>innlegg</w:t>
+      </w:r>
+      <w:r>
+        <w:rPr>
+          <w:rFonts w:ascii="Calibri" w:hAnsi="Calibri" w:cs="Calibri"/>
+          <w:sz w:val="24"/>
+          <w:szCs w:val="24"/>
+        </w:rPr>
+        <w:t xml:space="preserve"> med tittel, innhold, bilde og kategori. RegisterThought-komponenten håndterer skjemaet, og Context API brukes for å sende data til backend via funksjonen postThought i ThoughtService. Brukeren får visuell tilbakemelding ved vellykket registrering eller feil.</w:t>
       </w:r>
     </w:p>
     <w:p>
       <w:pPr>
-        <w:rPr>
-          <w:sz w:val="24"/>
-          <w:szCs w:val="24"/>
-        </w:rPr>
-      </w:pPr>
-      <w:r>
-        <w:rPr>
-          <w:sz w:val="24"/>
-          <w:szCs w:val="24"/>
-        </w:rPr>
-        <w:t xml:space="preserve">tekniske aspektene </w:t>
-      </w:r>
-      <w:r>
-        <w:rPr>
-          <w:sz w:val="24"/>
-          <w:szCs w:val="24"/>
-        </w:rPr>
-        <w:t>- o</w:t>
-      </w:r>
-      <w:r>
-        <w:rPr>
-          <w:sz w:val="24"/>
-          <w:szCs w:val="24"/>
-        </w:rPr>
-        <w:t>versikt over funksjonalitet du har laget</w:t>
-      </w:r>
-      <w:r>
-        <w:rPr>
-          <w:sz w:val="24"/>
-          <w:szCs w:val="24"/>
-        </w:rPr>
-        <w:t xml:space="preserve">, </w:t>
-      </w:r>
-      <w:r>
-        <w:rPr>
-          <w:sz w:val="24"/>
-          <w:szCs w:val="24"/>
-        </w:rPr>
-        <w:t>kort om teknikken</w:t>
-      </w:r>
-      <w:r>
-        <w:rPr>
-          <w:sz w:val="24"/>
-          <w:szCs w:val="24"/>
-        </w:rPr>
-        <w:t>e (</w:t>
-      </w:r>
-      <w:r>
-        <w:rPr>
-          <w:sz w:val="24"/>
-          <w:szCs w:val="24"/>
-        </w:rPr>
-        <w:t>sammenheng med funksjonaliteten</w:t>
-      </w:r>
-      <w:r>
-        <w:rPr>
-          <w:sz w:val="24"/>
-          <w:szCs w:val="24"/>
-        </w:rPr>
-        <w:t>)</w:t>
+        <w:spacing w:line="360" w:lineRule="auto"/>
+        <w:rPr>
+          <w:rFonts w:ascii="Calibri" w:hAnsi="Calibri" w:cs="Calibri"/>
+          <w:sz w:val="24"/>
+          <w:szCs w:val="24"/>
+        </w:rPr>
+      </w:pPr>
+      <w:r>
+        <w:rPr>
+          <w:rFonts w:ascii="Calibri" w:hAnsi="Calibri" w:cs="Calibri"/>
+          <w:sz w:val="24"/>
+          <w:szCs w:val="24"/>
+        </w:rPr>
+        <w:t>«</w:t>
+      </w:r>
+      <w:r>
+        <w:rPr>
+          <w:rFonts w:ascii="Calibri" w:hAnsi="Calibri" w:cs="Calibri"/>
+          <w:sz w:val="24"/>
+          <w:szCs w:val="24"/>
+        </w:rPr>
+        <w:t>Manage your posts</w:t>
+      </w:r>
+      <w:r>
+        <w:rPr>
+          <w:rFonts w:ascii="Calibri" w:hAnsi="Calibri" w:cs="Calibri"/>
+          <w:sz w:val="24"/>
+          <w:szCs w:val="24"/>
+        </w:rPr>
+        <w:t>» siden lar</w:t>
+      </w:r>
+      <w:r>
+        <w:rPr>
+          <w:rFonts w:ascii="Calibri" w:hAnsi="Calibri" w:cs="Calibri"/>
+          <w:sz w:val="24"/>
+          <w:szCs w:val="24"/>
+        </w:rPr>
+        <w:t xml:space="preserve"> </w:t>
+      </w:r>
+      <w:r>
+        <w:rPr>
+          <w:rFonts w:ascii="Calibri" w:hAnsi="Calibri" w:cs="Calibri"/>
+          <w:sz w:val="24"/>
+          <w:szCs w:val="24"/>
+        </w:rPr>
+        <w:t xml:space="preserve">brukere oppdatere eksisterende </w:t>
+      </w:r>
+      <w:r>
+        <w:rPr>
+          <w:rFonts w:ascii="Calibri" w:hAnsi="Calibri" w:cs="Calibri"/>
+          <w:sz w:val="24"/>
+          <w:szCs w:val="24"/>
+        </w:rPr>
+        <w:t>innlegg</w:t>
+      </w:r>
+      <w:r>
+        <w:rPr>
+          <w:rFonts w:ascii="Calibri" w:hAnsi="Calibri" w:cs="Calibri"/>
+          <w:sz w:val="24"/>
+          <w:szCs w:val="24"/>
+        </w:rPr>
+        <w:t xml:space="preserve"> eller slette dem. UpdateDeleteThought-komponenten håndterer oppdaterings- og slettingsfunksjonaliteten ved å bruke funksjonene putThought og deleteThought fra Context API. Brukeren får meldinger som bekrefter vellykkede handlinger eller varsler om feil.</w:t>
       </w:r>
     </w:p>
     <w:p>
       <w:pPr>
-        <w:rPr>
-          <w:sz w:val="24"/>
-          <w:szCs w:val="24"/>
-        </w:rPr>
-      </w:pPr>
-      <w:r>
-        <w:rPr>
-          <w:sz w:val="24"/>
-          <w:szCs w:val="24"/>
-        </w:rPr>
-        <w:t>universell utformin</w:t>
-      </w:r>
-      <w:r>
-        <w:rPr>
-          <w:sz w:val="24"/>
-          <w:szCs w:val="24"/>
-        </w:rPr>
-        <w:t>g</w:t>
+        <w:spacing w:line="360" w:lineRule="auto"/>
+        <w:rPr>
+          <w:rFonts w:ascii="Calibri" w:hAnsi="Calibri" w:cs="Calibri"/>
+          <w:sz w:val="24"/>
+          <w:szCs w:val="24"/>
+        </w:rPr>
+      </w:pPr>
+      <w:r>
+        <w:rPr>
+          <w:rFonts w:ascii="Calibri" w:hAnsi="Calibri" w:cs="Calibri"/>
+          <w:sz w:val="24"/>
+          <w:szCs w:val="24"/>
+        </w:rPr>
+        <w:t xml:space="preserve">Søkesiden lar brukere </w:t>
+      </w:r>
+      <w:r>
+        <w:rPr>
+          <w:rFonts w:ascii="Calibri" w:hAnsi="Calibri" w:cs="Calibri"/>
+          <w:sz w:val="24"/>
+          <w:szCs w:val="24"/>
+        </w:rPr>
+        <w:t>søke etter</w:t>
+      </w:r>
+      <w:r>
+        <w:rPr>
+          <w:rFonts w:ascii="Calibri" w:hAnsi="Calibri" w:cs="Calibri"/>
+          <w:sz w:val="24"/>
+          <w:szCs w:val="24"/>
+        </w:rPr>
+        <w:t xml:space="preserve"> </w:t>
+      </w:r>
+      <w:r>
+        <w:rPr>
+          <w:rFonts w:ascii="Calibri" w:hAnsi="Calibri" w:cs="Calibri"/>
+          <w:sz w:val="24"/>
+          <w:szCs w:val="24"/>
+        </w:rPr>
+        <w:t>innlegg</w:t>
+      </w:r>
+      <w:r>
+        <w:rPr>
+          <w:rFonts w:ascii="Calibri" w:hAnsi="Calibri" w:cs="Calibri"/>
+          <w:sz w:val="24"/>
+          <w:szCs w:val="24"/>
+        </w:rPr>
+        <w:t xml:space="preserve"> basert på I</w:t>
+      </w:r>
+      <w:r>
+        <w:rPr>
+          <w:rFonts w:ascii="Calibri" w:hAnsi="Calibri" w:cs="Calibri"/>
+          <w:sz w:val="24"/>
+          <w:szCs w:val="24"/>
+        </w:rPr>
+        <w:t>d</w:t>
+      </w:r>
+      <w:r>
+        <w:rPr>
+          <w:rFonts w:ascii="Calibri" w:hAnsi="Calibri" w:cs="Calibri"/>
+          <w:sz w:val="24"/>
+          <w:szCs w:val="24"/>
+        </w:rPr>
+        <w:t xml:space="preserve"> eller kategori. SearchThought-komponenten kommuniserer med Context API for å hente relevante tanker ved bruk av funksjonene getThoughtById eller getThoughtByCategory. Resultater vises dynamisk, og brukeren får beskjed hvis søket mislykkes.</w:t>
       </w:r>
     </w:p>
     <w:p>
       <w:pPr>
-        <w:pStyle w:val="ListParagraph"/>
-        <w:numPr>
-          <w:ilvl w:val="0"/>
-          <w:numId w:val="1"/>
-        </w:numPr>
-        <w:rPr>
-          <w:sz w:val="24"/>
-          <w:szCs w:val="24"/>
-        </w:rPr>
-      </w:pPr>
-      <w:r>
-        <w:rPr>
-          <w:sz w:val="24"/>
-          <w:szCs w:val="24"/>
-        </w:rPr>
-        <w:t>Enkel struktur</w:t>
+        <w:spacing w:line="360" w:lineRule="auto"/>
+        <w:rPr>
+          <w:rFonts w:ascii="Calibri" w:hAnsi="Calibri" w:cs="Calibri"/>
+          <w:sz w:val="28"/>
+          <w:szCs w:val="28"/>
+        </w:rPr>
+      </w:pPr>
+      <w:r>
+        <w:rPr>
+          <w:rFonts w:ascii="Calibri" w:hAnsi="Calibri" w:cs="Calibri"/>
+          <w:sz w:val="28"/>
+          <w:szCs w:val="28"/>
+        </w:rPr>
+        <w:t>T</w:t>
+      </w:r>
+      <w:r>
+        <w:rPr>
+          <w:rFonts w:ascii="Calibri" w:hAnsi="Calibri" w:cs="Calibri"/>
+          <w:sz w:val="28"/>
+          <w:szCs w:val="28"/>
+        </w:rPr>
+        <w:t>eknikker</w:t>
       </w:r>
     </w:p>
     <w:p>
       <w:pPr>
-        <w:pStyle w:val="ListParagraph"/>
-        <w:numPr>
-          <w:ilvl w:val="0"/>
-          <w:numId w:val="1"/>
-        </w:numPr>
-        <w:rPr>
-          <w:sz w:val="24"/>
-          <w:szCs w:val="24"/>
-        </w:rPr>
-      </w:pPr>
-      <w:r>
-        <w:rPr>
-          <w:sz w:val="24"/>
-          <w:szCs w:val="24"/>
-        </w:rPr>
-        <w:t>Kontrast</w:t>
+        <w:spacing w:line="360" w:lineRule="auto"/>
+        <w:rPr>
+          <w:rFonts w:ascii="Calibri" w:hAnsi="Calibri" w:cs="Calibri"/>
+          <w:sz w:val="24"/>
+          <w:szCs w:val="24"/>
+        </w:rPr>
+      </w:pPr>
+      <w:r>
+        <w:rPr>
+          <w:rFonts w:ascii="Calibri" w:hAnsi="Calibri" w:cs="Calibri"/>
+          <w:sz w:val="24"/>
+          <w:szCs w:val="24"/>
+        </w:rPr>
+        <w:t xml:space="preserve">Jeg har brukt </w:t>
+      </w:r>
+      <w:r>
+        <w:rPr>
+          <w:rFonts w:ascii="Calibri" w:hAnsi="Calibri" w:cs="Calibri"/>
+          <w:sz w:val="24"/>
+          <w:szCs w:val="24"/>
+        </w:rPr>
+        <w:t>React Rout</w:t>
+      </w:r>
+      <w:r>
+        <w:rPr>
+          <w:rFonts w:ascii="Calibri" w:hAnsi="Calibri" w:cs="Calibri"/>
+          <w:sz w:val="24"/>
+          <w:szCs w:val="24"/>
+        </w:rPr>
+        <w:t>er</w:t>
+      </w:r>
+      <w:r>
+        <w:rPr>
+          <w:rFonts w:ascii="Calibri" w:hAnsi="Calibri" w:cs="Calibri"/>
+          <w:sz w:val="24"/>
+          <w:szCs w:val="24"/>
+        </w:rPr>
+        <w:t xml:space="preserve"> for </w:t>
+      </w:r>
+      <w:r>
+        <w:rPr>
+          <w:rFonts w:ascii="Calibri" w:hAnsi="Calibri" w:cs="Calibri"/>
+          <w:sz w:val="24"/>
+          <w:szCs w:val="24"/>
+        </w:rPr>
+        <w:t xml:space="preserve">navigasjon mellom sidene </w:t>
+      </w:r>
+      <w:r>
+        <w:rPr>
+          <w:rFonts w:ascii="Calibri" w:hAnsi="Calibri" w:cs="Calibri"/>
+          <w:sz w:val="24"/>
+          <w:szCs w:val="24"/>
+        </w:rPr>
+        <w:t>som</w:t>
+      </w:r>
+      <w:r>
+        <w:rPr>
+          <w:rFonts w:ascii="Calibri" w:hAnsi="Calibri" w:cs="Calibri"/>
+          <w:sz w:val="24"/>
+          <w:szCs w:val="24"/>
+        </w:rPr>
+        <w:t xml:space="preserve"> håndteres i AppRouting.tsx, der rutene defineres og kobles til komponentene som representerer applikasjonen</w:t>
+      </w:r>
+      <w:r>
+        <w:rPr>
+          <w:rFonts w:ascii="Calibri" w:hAnsi="Calibri" w:cs="Calibri"/>
+          <w:sz w:val="24"/>
+          <w:szCs w:val="24"/>
+        </w:rPr>
+        <w:t>s sider</w:t>
+      </w:r>
+      <w:r>
+        <w:rPr>
+          <w:rFonts w:ascii="Calibri" w:hAnsi="Calibri" w:cs="Calibri"/>
+          <w:sz w:val="24"/>
+          <w:szCs w:val="24"/>
+        </w:rPr>
+        <w:t>.</w:t>
+      </w:r>
+      <w:r>
+        <w:rPr>
+          <w:rFonts w:ascii="Calibri" w:hAnsi="Calibri" w:cs="Calibri"/>
+          <w:sz w:val="24"/>
+          <w:szCs w:val="24"/>
+        </w:rPr>
+        <w:t xml:space="preserve"> </w:t>
+      </w:r>
+      <w:r>
+        <w:rPr>
+          <w:rFonts w:ascii="Calibri" w:hAnsi="Calibri" w:cs="Calibri"/>
+          <w:sz w:val="24"/>
+          <w:szCs w:val="24"/>
+        </w:rPr>
+        <w:t xml:space="preserve">Jeg har også brukt </w:t>
+      </w:r>
+      <w:r>
+        <w:rPr>
+          <w:rFonts w:ascii="Calibri" w:hAnsi="Calibri" w:cs="Calibri"/>
+          <w:sz w:val="24"/>
+          <w:szCs w:val="24"/>
+        </w:rPr>
+        <w:t>C</w:t>
+      </w:r>
+      <w:r>
+        <w:rPr>
+          <w:rFonts w:ascii="Calibri" w:hAnsi="Calibri" w:cs="Calibri"/>
+          <w:sz w:val="24"/>
+          <w:szCs w:val="24"/>
+        </w:rPr>
+        <w:t xml:space="preserve">ontext </w:t>
+      </w:r>
+      <w:r>
+        <w:rPr>
+          <w:rFonts w:ascii="Calibri" w:hAnsi="Calibri" w:cs="Calibri"/>
+          <w:sz w:val="24"/>
+          <w:szCs w:val="24"/>
+        </w:rPr>
+        <w:t>API</w:t>
+      </w:r>
+      <w:r>
+        <w:rPr>
+          <w:rFonts w:ascii="Calibri" w:hAnsi="Calibri" w:cs="Calibri"/>
+          <w:sz w:val="24"/>
+          <w:szCs w:val="24"/>
+        </w:rPr>
+        <w:t xml:space="preserve"> som </w:t>
+      </w:r>
+      <w:r>
+        <w:rPr>
+          <w:rFonts w:ascii="Calibri" w:hAnsi="Calibri" w:cs="Calibri"/>
+          <w:sz w:val="24"/>
+          <w:szCs w:val="24"/>
+        </w:rPr>
+        <w:t>håndtere</w:t>
+      </w:r>
+      <w:r>
+        <w:rPr>
+          <w:rFonts w:ascii="Calibri" w:hAnsi="Calibri" w:cs="Calibri"/>
+          <w:sz w:val="24"/>
+          <w:szCs w:val="24"/>
+        </w:rPr>
+        <w:t>r</w:t>
+      </w:r>
+      <w:r>
+        <w:rPr>
+          <w:rFonts w:ascii="Calibri" w:hAnsi="Calibri" w:cs="Calibri"/>
+          <w:sz w:val="24"/>
+          <w:szCs w:val="24"/>
+        </w:rPr>
+        <w:t xml:space="preserve"> tilstanden for t</w:t>
+      </w:r>
+      <w:r>
+        <w:rPr>
+          <w:rFonts w:ascii="Calibri" w:hAnsi="Calibri" w:cs="Calibri"/>
+          <w:sz w:val="24"/>
+          <w:szCs w:val="24"/>
+        </w:rPr>
+        <w:t>houghts</w:t>
+      </w:r>
+      <w:r>
+        <w:rPr>
+          <w:rFonts w:ascii="Calibri" w:hAnsi="Calibri" w:cs="Calibri"/>
+          <w:sz w:val="24"/>
+          <w:szCs w:val="24"/>
+        </w:rPr>
+        <w:t xml:space="preserve">. </w:t>
+      </w:r>
+      <w:r>
+        <w:rPr>
+          <w:rFonts w:ascii="Calibri" w:hAnsi="Calibri" w:cs="Calibri"/>
+          <w:sz w:val="24"/>
+          <w:szCs w:val="24"/>
+        </w:rPr>
+        <w:t>Dette inkluderer funksjoner som å legge til, hente, oppdatere og slette tanker.</w:t>
       </w:r>
     </w:p>
     <w:p>
       <w:pPr>
-        <w:pStyle w:val="ListParagraph"/>
-        <w:numPr>
-          <w:ilvl w:val="0"/>
-          <w:numId w:val="1"/>
-        </w:numPr>
-        <w:rPr>
-          <w:sz w:val="24"/>
-          <w:szCs w:val="24"/>
-        </w:rPr>
-      </w:pPr>
-      <w:r>
-        <w:rPr>
-          <w:sz w:val="24"/>
-          <w:szCs w:val="24"/>
-        </w:rPr>
-        <w:t>Semantiske elementer</w:t>
+        <w:spacing w:line="360" w:lineRule="auto"/>
+        <w:rPr>
+          <w:rFonts w:ascii="Calibri" w:hAnsi="Calibri" w:cs="Calibri"/>
+          <w:sz w:val="24"/>
+          <w:szCs w:val="24"/>
+        </w:rPr>
+      </w:pPr>
+      <w:r>
+        <w:rPr>
+          <w:rFonts w:ascii="Calibri" w:hAnsi="Calibri" w:cs="Calibri"/>
+          <w:sz w:val="24"/>
+          <w:szCs w:val="24"/>
+        </w:rPr>
+        <w:t xml:space="preserve">I prosjektet bruker jeg både </w:t>
+      </w:r>
+      <w:r>
+        <w:rPr>
+          <w:rFonts w:ascii="Calibri" w:hAnsi="Calibri" w:cs="Calibri"/>
+          <w:sz w:val="24"/>
+          <w:szCs w:val="24"/>
+        </w:rPr>
+        <w:t>u</w:t>
+      </w:r>
+      <w:r>
+        <w:rPr>
+          <w:rFonts w:ascii="Calibri" w:hAnsi="Calibri" w:cs="Calibri"/>
+          <w:sz w:val="24"/>
+          <w:szCs w:val="24"/>
+        </w:rPr>
+        <w:t>seState og useContext</w:t>
+      </w:r>
+      <w:r>
+        <w:rPr>
+          <w:rFonts w:ascii="Calibri" w:hAnsi="Calibri" w:cs="Calibri"/>
+          <w:sz w:val="24"/>
+          <w:szCs w:val="24"/>
+        </w:rPr>
+        <w:t xml:space="preserve">. </w:t>
+      </w:r>
+      <w:r>
+        <w:rPr>
+          <w:rFonts w:ascii="Calibri" w:hAnsi="Calibri" w:cs="Calibri"/>
+          <w:sz w:val="24"/>
+          <w:szCs w:val="24"/>
+        </w:rPr>
+        <w:t>U</w:t>
+      </w:r>
+      <w:r>
+        <w:rPr>
+          <w:rFonts w:ascii="Calibri" w:hAnsi="Calibri" w:cs="Calibri"/>
+          <w:sz w:val="24"/>
+          <w:szCs w:val="24"/>
+        </w:rPr>
+        <w:t>seState</w:t>
+      </w:r>
+      <w:r>
+        <w:rPr>
+          <w:rFonts w:ascii="Calibri" w:hAnsi="Calibri" w:cs="Calibri"/>
+          <w:sz w:val="24"/>
+          <w:szCs w:val="24"/>
+        </w:rPr>
+        <w:t xml:space="preserve"> </w:t>
+      </w:r>
+      <w:r>
+        <w:rPr>
+          <w:rFonts w:ascii="Calibri" w:hAnsi="Calibri" w:cs="Calibri"/>
+          <w:sz w:val="24"/>
+          <w:szCs w:val="24"/>
+        </w:rPr>
+        <w:t>håndtere</w:t>
+      </w:r>
+      <w:r>
+        <w:rPr>
+          <w:rFonts w:ascii="Calibri" w:hAnsi="Calibri" w:cs="Calibri"/>
+          <w:sz w:val="24"/>
+          <w:szCs w:val="24"/>
+        </w:rPr>
+        <w:t>r</w:t>
+      </w:r>
+      <w:r>
+        <w:rPr>
+          <w:rFonts w:ascii="Calibri" w:hAnsi="Calibri" w:cs="Calibri"/>
+          <w:sz w:val="24"/>
+          <w:szCs w:val="24"/>
+        </w:rPr>
+        <w:t xml:space="preserve"> brukerinput</w:t>
+      </w:r>
+      <w:r>
+        <w:rPr>
+          <w:rFonts w:ascii="Calibri" w:hAnsi="Calibri" w:cs="Calibri"/>
+          <w:sz w:val="24"/>
+          <w:szCs w:val="24"/>
+        </w:rPr>
+        <w:t xml:space="preserve"> og oppdatering av </w:t>
+      </w:r>
+      <w:r>
+        <w:rPr>
+          <w:rFonts w:ascii="Calibri" w:hAnsi="Calibri" w:cs="Calibri"/>
+          <w:sz w:val="24"/>
+          <w:szCs w:val="24"/>
+        </w:rPr>
+        <w:t>brukergrensesnitt</w:t>
+      </w:r>
+      <w:r>
+        <w:rPr>
+          <w:rFonts w:ascii="Calibri" w:hAnsi="Calibri" w:cs="Calibri"/>
+          <w:sz w:val="24"/>
+          <w:szCs w:val="24"/>
+        </w:rPr>
+        <w:t xml:space="preserve">et, som </w:t>
+      </w:r>
+      <w:r>
+        <w:rPr>
+          <w:rFonts w:ascii="Calibri" w:hAnsi="Calibri" w:cs="Calibri"/>
+          <w:sz w:val="24"/>
+          <w:szCs w:val="24"/>
+        </w:rPr>
+        <w:t>for eksempel i RegisterThought og UpdateDeleteThought</w:t>
+      </w:r>
+      <w:r>
+        <w:rPr>
+          <w:rFonts w:ascii="Calibri" w:hAnsi="Calibri" w:cs="Calibri"/>
+          <w:sz w:val="24"/>
+          <w:szCs w:val="24"/>
+        </w:rPr>
+        <w:t>.</w:t>
+      </w:r>
+      <w:r>
+        <w:rPr>
+          <w:rFonts w:ascii="Calibri" w:hAnsi="Calibri" w:cs="Calibri"/>
+          <w:sz w:val="24"/>
+          <w:szCs w:val="24"/>
+        </w:rPr>
+        <w:t xml:space="preserve"> </w:t>
+      </w:r>
+      <w:r>
+        <w:rPr>
+          <w:rFonts w:ascii="Calibri" w:hAnsi="Calibri" w:cs="Calibri"/>
+          <w:sz w:val="24"/>
+          <w:szCs w:val="24"/>
+        </w:rPr>
+        <w:t>U</w:t>
+      </w:r>
+      <w:r>
+        <w:rPr>
+          <w:rFonts w:ascii="Calibri" w:hAnsi="Calibri" w:cs="Calibri"/>
+          <w:sz w:val="24"/>
+          <w:szCs w:val="24"/>
+        </w:rPr>
+        <w:t>seContext</w:t>
+      </w:r>
+      <w:r>
+        <w:rPr>
+          <w:rFonts w:ascii="Calibri" w:hAnsi="Calibri" w:cs="Calibri"/>
+          <w:sz w:val="24"/>
+          <w:szCs w:val="24"/>
+        </w:rPr>
+        <w:t xml:space="preserve"> </w:t>
+      </w:r>
+      <w:r>
+        <w:rPr>
+          <w:rFonts w:ascii="Calibri" w:hAnsi="Calibri" w:cs="Calibri"/>
+          <w:sz w:val="24"/>
+          <w:szCs w:val="24"/>
+        </w:rPr>
+        <w:t>bruke</w:t>
+      </w:r>
+      <w:r>
+        <w:rPr>
+          <w:rFonts w:ascii="Calibri" w:hAnsi="Calibri" w:cs="Calibri"/>
+          <w:sz w:val="24"/>
+          <w:szCs w:val="24"/>
+        </w:rPr>
+        <w:t>s i</w:t>
+      </w:r>
+      <w:r>
+        <w:rPr>
+          <w:rFonts w:ascii="Calibri" w:hAnsi="Calibri" w:cs="Calibri"/>
+          <w:sz w:val="24"/>
+          <w:szCs w:val="24"/>
+        </w:rPr>
+        <w:t xml:space="preserve"> </w:t>
+      </w:r>
+      <w:r>
+        <w:rPr>
+          <w:rFonts w:ascii="Calibri" w:hAnsi="Calibri" w:cs="Calibri"/>
+          <w:sz w:val="24"/>
+          <w:szCs w:val="24"/>
+        </w:rPr>
+        <w:t>C</w:t>
+      </w:r>
+      <w:r>
+        <w:rPr>
+          <w:rFonts w:ascii="Calibri" w:hAnsi="Calibri" w:cs="Calibri"/>
+          <w:sz w:val="24"/>
+          <w:szCs w:val="24"/>
+        </w:rPr>
+        <w:t xml:space="preserve">ontext </w:t>
+      </w:r>
+      <w:r>
+        <w:rPr>
+          <w:rFonts w:ascii="Calibri" w:hAnsi="Calibri" w:cs="Calibri"/>
+          <w:sz w:val="24"/>
+          <w:szCs w:val="24"/>
+        </w:rPr>
+        <w:t>API</w:t>
+      </w:r>
+      <w:r>
+        <w:rPr>
+          <w:rFonts w:ascii="Calibri" w:hAnsi="Calibri" w:cs="Calibri"/>
+          <w:sz w:val="24"/>
+          <w:szCs w:val="24"/>
+        </w:rPr>
+        <w:t xml:space="preserve"> </w:t>
+      </w:r>
+      <w:r>
+        <w:rPr>
+          <w:rFonts w:ascii="Calibri" w:hAnsi="Calibri" w:cs="Calibri"/>
+          <w:sz w:val="24"/>
+          <w:szCs w:val="24"/>
+        </w:rPr>
+        <w:t xml:space="preserve">for å dele data og </w:t>
+      </w:r>
+      <w:r>
+        <w:rPr>
+          <w:rFonts w:ascii="Calibri" w:hAnsi="Calibri" w:cs="Calibri"/>
+          <w:sz w:val="24"/>
+          <w:szCs w:val="24"/>
+        </w:rPr>
+        <w:t>funksjoner mellom komponenter</w:t>
+      </w:r>
+      <w:r>
+        <w:rPr>
+          <w:rFonts w:ascii="Calibri" w:hAnsi="Calibri" w:cs="Calibri"/>
+          <w:sz w:val="24"/>
+          <w:szCs w:val="24"/>
+        </w:rPr>
+        <w:t>.</w:t>
+      </w:r>
+      <w:r>
+        <w:rPr>
+          <w:rFonts w:ascii="Calibri" w:hAnsi="Calibri" w:cs="Calibri"/>
+          <w:sz w:val="24"/>
+          <w:szCs w:val="24"/>
+        </w:rPr>
+        <w:t xml:space="preserve"> Jeg </w:t>
+      </w:r>
+      <w:r>
+        <w:rPr>
+          <w:rFonts w:ascii="Calibri" w:hAnsi="Calibri" w:cs="Calibri"/>
+          <w:sz w:val="24"/>
+          <w:szCs w:val="24"/>
+        </w:rPr>
+        <w:t xml:space="preserve">har også brukt </w:t>
+      </w:r>
+      <w:r>
+        <w:rPr>
+          <w:rFonts w:ascii="Calibri" w:hAnsi="Calibri" w:cs="Calibri"/>
+          <w:sz w:val="24"/>
+          <w:szCs w:val="24"/>
+        </w:rPr>
+        <w:t xml:space="preserve">useEffect til å utføre handlinger som henter data fra </w:t>
+      </w:r>
+      <w:r>
+        <w:rPr>
+          <w:rFonts w:ascii="Calibri" w:hAnsi="Calibri" w:cs="Calibri"/>
+          <w:sz w:val="24"/>
+          <w:szCs w:val="24"/>
+        </w:rPr>
+        <w:lastRenderedPageBreak/>
+        <w:t xml:space="preserve">backend eller </w:t>
+      </w:r>
+      <w:r>
+        <w:rPr>
+          <w:rFonts w:ascii="Calibri" w:hAnsi="Calibri" w:cs="Calibri"/>
+          <w:sz w:val="24"/>
+          <w:szCs w:val="24"/>
+        </w:rPr>
+        <w:t>oppdaterer tilstanden</w:t>
+      </w:r>
+      <w:r>
+        <w:rPr>
+          <w:rFonts w:ascii="Calibri" w:hAnsi="Calibri" w:cs="Calibri"/>
+          <w:sz w:val="24"/>
+          <w:szCs w:val="24"/>
+        </w:rPr>
+        <w:t xml:space="preserve">. </w:t>
+      </w:r>
+      <w:r>
+        <w:rPr>
+          <w:rFonts w:ascii="Calibri" w:hAnsi="Calibri" w:cs="Calibri"/>
+          <w:sz w:val="24"/>
+          <w:szCs w:val="24"/>
+        </w:rPr>
+        <w:t>I RegisterThought bruke</w:t>
+      </w:r>
+      <w:r>
+        <w:rPr>
+          <w:rFonts w:ascii="Calibri" w:hAnsi="Calibri" w:cs="Calibri"/>
+          <w:sz w:val="24"/>
+          <w:szCs w:val="24"/>
+        </w:rPr>
+        <w:t xml:space="preserve">r jeg blant annet </w:t>
+      </w:r>
+      <w:r>
+        <w:rPr>
+          <w:rFonts w:ascii="Calibri" w:hAnsi="Calibri" w:cs="Calibri"/>
+          <w:sz w:val="24"/>
+          <w:szCs w:val="24"/>
+        </w:rPr>
+        <w:t xml:space="preserve">useEffect til å hente eksisterende </w:t>
+      </w:r>
+      <w:r>
+        <w:rPr>
+          <w:rFonts w:ascii="Calibri" w:hAnsi="Calibri" w:cs="Calibri"/>
+          <w:sz w:val="24"/>
+          <w:szCs w:val="24"/>
+        </w:rPr>
+        <w:t>innlegg</w:t>
+      </w:r>
+      <w:r>
+        <w:rPr>
+          <w:rFonts w:ascii="Calibri" w:hAnsi="Calibri" w:cs="Calibri"/>
+          <w:sz w:val="24"/>
+          <w:szCs w:val="24"/>
+        </w:rPr>
+        <w:t xml:space="preserve"> fra backend. </w:t>
       </w:r>
     </w:p>
     <w:p>
       <w:pPr>
-        <w:pStyle w:val="ListParagraph"/>
-        <w:numPr>
-          <w:ilvl w:val="0"/>
-          <w:numId w:val="1"/>
-        </w:numPr>
-        <w:rPr>
-          <w:sz w:val="24"/>
-          <w:szCs w:val="24"/>
-        </w:rPr>
-      </w:pPr>
-      <w:r>
-        <w:rPr>
-          <w:sz w:val="24"/>
-          <w:szCs w:val="24"/>
-        </w:rPr>
-        <w:t>Responsiv design</w:t>
+        <w:spacing w:line="360" w:lineRule="auto"/>
+        <w:rPr>
+          <w:rFonts w:ascii="Calibri" w:hAnsi="Calibri" w:cs="Calibri"/>
+          <w:sz w:val="24"/>
+          <w:szCs w:val="24"/>
+        </w:rPr>
+      </w:pPr>
+      <w:r>
+        <w:rPr>
+          <w:rFonts w:ascii="Calibri" w:hAnsi="Calibri" w:cs="Calibri"/>
+          <w:sz w:val="24"/>
+          <w:szCs w:val="24"/>
+        </w:rPr>
+        <w:t xml:space="preserve">API-interaksjon håndteres gjennom ThoughtService, hvor HTTP-metodene GET, POST, PUT og DELETE brukes for å utføre CRUD-operasjoner på backend. </w:t>
+      </w:r>
+      <w:r>
+        <w:rPr>
+          <w:rFonts w:ascii="Calibri" w:hAnsi="Calibri" w:cs="Calibri"/>
+          <w:sz w:val="24"/>
+          <w:szCs w:val="24"/>
+        </w:rPr>
+        <w:t>Videre har j</w:t>
+      </w:r>
+      <w:r>
+        <w:rPr>
+          <w:rFonts w:ascii="Calibri" w:hAnsi="Calibri" w:cs="Calibri"/>
+          <w:sz w:val="24"/>
+          <w:szCs w:val="24"/>
+        </w:rPr>
+        <w:t xml:space="preserve">eg brukt Axios i ThoughtService for å håndtere API-kall til backend, inkludert oppretting, oppdatering, sletting og henting av </w:t>
+      </w:r>
+      <w:r>
+        <w:rPr>
+          <w:rFonts w:ascii="Calibri" w:hAnsi="Calibri" w:cs="Calibri"/>
+          <w:sz w:val="24"/>
+          <w:szCs w:val="24"/>
+        </w:rPr>
+        <w:t>innlegg</w:t>
+      </w:r>
+      <w:r>
+        <w:rPr>
+          <w:rFonts w:ascii="Calibri" w:hAnsi="Calibri" w:cs="Calibri"/>
+          <w:sz w:val="24"/>
+          <w:szCs w:val="24"/>
+        </w:rPr>
+        <w:t>.</w:t>
       </w:r>
     </w:p>
     <w:p>
       <w:pPr>
-        <w:pStyle w:val="ListParagraph"/>
-        <w:numPr>
-          <w:ilvl w:val="0"/>
-          <w:numId w:val="1"/>
-        </w:numPr>
-        <w:rPr>
-          <w:sz w:val="24"/>
-          <w:szCs w:val="24"/>
-        </w:rPr>
-      </w:pPr>
-      <w:r>
-        <w:rPr>
-          <w:sz w:val="24"/>
-          <w:szCs w:val="24"/>
-        </w:rPr>
-        <w:t>Respons – brukeren få rtydelig respons når noe er gjort riktig og feil</w:t>
+        <w:spacing w:line="360" w:lineRule="auto"/>
+        <w:rPr>
+          <w:rFonts w:ascii="Calibri" w:hAnsi="Calibri" w:cs="Calibri"/>
+          <w:sz w:val="24"/>
+          <w:szCs w:val="24"/>
+        </w:rPr>
+      </w:pPr>
+      <w:r>
+        <w:rPr>
+          <w:rFonts w:ascii="Calibri" w:hAnsi="Calibri" w:cs="Calibri"/>
+          <w:sz w:val="24"/>
+          <w:szCs w:val="24"/>
+        </w:rPr>
+        <w:t>I komponentene RegisterThought og UpdateDeleteThought er filhåndtering implementert, slik at brukere kan laste opp bilder som en del av et innlegg. Dette inkluderer bruk av File-objekter og overføring til backend (lagret i wwwroot).</w:t>
+      </w:r>
+      <w:r>
+        <w:rPr>
+          <w:rFonts w:ascii="Calibri" w:hAnsi="Calibri" w:cs="Calibri"/>
+          <w:sz w:val="24"/>
+          <w:szCs w:val="24"/>
+        </w:rPr>
+        <w:t xml:space="preserve"> </w:t>
+      </w:r>
+      <w:r>
+        <w:rPr>
+          <w:rFonts w:ascii="Calibri" w:hAnsi="Calibri" w:cs="Calibri"/>
+          <w:sz w:val="24"/>
+          <w:szCs w:val="24"/>
+        </w:rPr>
+        <w:t>Feilhåndtering er også implementert i komponenter som RegisterThought og SearchThought, slik at brukeren får klare tilbakemeldinger ved manglende data eller problemer med API-kall.</w:t>
       </w:r>
     </w:p>
     <w:p>
       <w:pPr>
-        <w:pStyle w:val="ListParagraph"/>
-        <w:numPr>
-          <w:ilvl w:val="0"/>
-          <w:numId w:val="1"/>
-        </w:numPr>
-        <w:rPr>
+        <w:spacing w:line="360" w:lineRule="auto"/>
+        <w:rPr>
+          <w:rFonts w:ascii="Calibri" w:hAnsi="Calibri" w:cs="Calibri"/>
+          <w:sz w:val="28"/>
+          <w:szCs w:val="28"/>
+        </w:rPr>
+      </w:pPr>
+      <w:r>
+        <w:rPr>
+          <w:rFonts w:ascii="Calibri" w:hAnsi="Calibri" w:cs="Calibri"/>
+          <w:sz w:val="28"/>
+          <w:szCs w:val="28"/>
+        </w:rPr>
+        <w:t>Universell Utforming</w:t>
+      </w:r>
+    </w:p>
+    <w:p>
+      <w:pPr>
+        <w:spacing w:line="360" w:lineRule="auto"/>
+        <w:rPr>
+          <w:rFonts w:ascii="Calibri" w:hAnsi="Calibri" w:cs="Calibri"/>
+          <w:sz w:val="24"/>
+          <w:szCs w:val="24"/>
+        </w:rPr>
+      </w:pPr>
+      <w:r>
+        <w:rPr>
+          <w:rFonts w:ascii="Calibri" w:hAnsi="Calibri" w:cs="Calibri"/>
+          <w:sz w:val="24"/>
+          <w:szCs w:val="24"/>
+        </w:rPr>
+        <w:t>For å oppfylle kravene til universell utforming har jeg sørget for at nettsiden er</w:t>
+      </w:r>
+      <w:r>
+        <w:rPr>
+          <w:rFonts w:ascii="Calibri" w:hAnsi="Calibri" w:cs="Calibri"/>
+          <w:sz w:val="24"/>
+          <w:szCs w:val="24"/>
+        </w:rPr>
+        <w:t xml:space="preserve"> </w:t>
+      </w:r>
+      <w:r>
+        <w:rPr>
+          <w:rFonts w:ascii="Calibri" w:hAnsi="Calibri" w:cs="Calibri"/>
+          <w:sz w:val="24"/>
+          <w:szCs w:val="24"/>
+        </w:rPr>
+        <w:t>forståelig og brukervennlig</w:t>
+      </w:r>
+      <w:r>
+        <w:rPr>
+          <w:rFonts w:ascii="Calibri" w:hAnsi="Calibri" w:cs="Calibri"/>
+          <w:sz w:val="24"/>
+          <w:szCs w:val="24"/>
+        </w:rPr>
+        <w:t xml:space="preserve">. </w:t>
+      </w:r>
+      <w:r>
+        <w:rPr>
+          <w:rFonts w:ascii="Calibri" w:hAnsi="Calibri" w:cs="Calibri"/>
+          <w:sz w:val="24"/>
+          <w:szCs w:val="24"/>
+        </w:rPr>
+        <w:t>Nettsiden min har en enkel og intuitiv struktur som gjør navigasjonen brukervennlig. Jeg har valgt en mørk blå bakgrunnsfarge med hvit tekst for å sikre god lesbarhet, takket være den sterke kontrasten mellom fargene. For å gjøre nettsiden mer forståelig har jeg brukt semantiske HTML-elementer som &lt;h1&gt;</w:t>
+      </w:r>
+      <w:r>
+        <w:rPr>
+          <w:rFonts w:ascii="Calibri" w:hAnsi="Calibri" w:cs="Calibri"/>
+          <w:sz w:val="24"/>
+          <w:szCs w:val="24"/>
+        </w:rPr>
+        <w:t xml:space="preserve"> og </w:t>
+      </w:r>
+      <w:r>
+        <w:rPr>
+          <w:rFonts w:ascii="Calibri" w:hAnsi="Calibri" w:cs="Calibri"/>
+          <w:sz w:val="24"/>
+          <w:szCs w:val="24"/>
+        </w:rPr>
+        <w:t>&lt;section&gt;</w:t>
+      </w:r>
+      <w:r>
+        <w:rPr>
+          <w:rFonts w:ascii="Calibri" w:hAnsi="Calibri" w:cs="Calibri"/>
+          <w:sz w:val="24"/>
+          <w:szCs w:val="24"/>
+        </w:rPr>
+        <w:t xml:space="preserve">. </w:t>
+      </w:r>
+      <w:r>
+        <w:rPr>
+          <w:rFonts w:ascii="Calibri" w:hAnsi="Calibri" w:cs="Calibri"/>
+          <w:sz w:val="24"/>
+          <w:szCs w:val="24"/>
+        </w:rPr>
+        <w:t>&lt;h1&gt;</w:t>
+      </w:r>
+      <w:r>
+        <w:rPr>
+          <w:rFonts w:ascii="Calibri" w:hAnsi="Calibri" w:cs="Calibri"/>
+          <w:sz w:val="24"/>
+          <w:szCs w:val="24"/>
+        </w:rPr>
+        <w:t xml:space="preserve"> markerer</w:t>
+      </w:r>
+      <w:r>
+        <w:rPr>
+          <w:rFonts w:ascii="Calibri" w:hAnsi="Calibri" w:cs="Calibri"/>
+          <w:sz w:val="24"/>
+          <w:szCs w:val="24"/>
+        </w:rPr>
+        <w:t xml:space="preserve"> </w:t>
+      </w:r>
+      <w:r>
+        <w:rPr>
+          <w:rFonts w:ascii="Calibri" w:hAnsi="Calibri" w:cs="Calibri"/>
+          <w:sz w:val="24"/>
+          <w:szCs w:val="24"/>
+        </w:rPr>
+        <w:t>hovedoverskriften</w:t>
+      </w:r>
+      <w:r>
+        <w:rPr>
+          <w:rFonts w:ascii="Calibri" w:hAnsi="Calibri" w:cs="Calibri"/>
+          <w:sz w:val="24"/>
+          <w:szCs w:val="24"/>
+        </w:rPr>
+        <w:t>, mens &lt;section&gt;</w:t>
+      </w:r>
+      <w:r>
+        <w:rPr>
+          <w:rFonts w:ascii="Calibri" w:hAnsi="Calibri" w:cs="Calibri"/>
+          <w:sz w:val="24"/>
+          <w:szCs w:val="24"/>
+        </w:rPr>
+        <w:t xml:space="preserve"> </w:t>
+      </w:r>
+      <w:r>
+        <w:rPr>
+          <w:rFonts w:ascii="Calibri" w:hAnsi="Calibri" w:cs="Calibri"/>
+          <w:sz w:val="24"/>
+          <w:szCs w:val="24"/>
+        </w:rPr>
+        <w:t>organiserer innholdet i logiske grupper.</w:t>
+      </w:r>
+    </w:p>
+    <w:p>
+      <w:pPr>
+        <w:spacing w:line="360" w:lineRule="auto"/>
+        <w:rPr>
+          <w:rFonts w:ascii="Calibri" w:hAnsi="Calibri" w:cs="Calibri"/>
+          <w:sz w:val="24"/>
+          <w:szCs w:val="24"/>
+        </w:rPr>
+      </w:pPr>
+      <w:r>
+        <w:rPr>
+          <w:rFonts w:ascii="Calibri" w:hAnsi="Calibri" w:cs="Calibri"/>
+          <w:sz w:val="24"/>
+          <w:szCs w:val="24"/>
+        </w:rPr>
+        <w:t xml:space="preserve">Nettsiden er responsiv og tilpasser seg PC, nettbrett og mobil, slik at den fungerer </w:t>
+      </w:r>
+      <w:r>
+        <w:rPr>
+          <w:rFonts w:ascii="Calibri" w:hAnsi="Calibri" w:cs="Calibri"/>
+          <w:sz w:val="24"/>
+          <w:szCs w:val="24"/>
+        </w:rPr>
+        <w:t>på tross av enhet</w:t>
+      </w:r>
+      <w:r>
+        <w:rPr>
+          <w:rFonts w:ascii="Calibri" w:hAnsi="Calibri" w:cs="Calibri"/>
+          <w:sz w:val="24"/>
+          <w:szCs w:val="24"/>
+        </w:rPr>
+        <w:t xml:space="preserve"> og ser bra ut på alle enheter. I tillegg har jeg implementert tydelig brukerrespons, som visuell tilbakemelding ved hovering og klikk på knapper, samt informative meldinger ved riktige eller feil handlinger. </w:t>
+      </w:r>
+    </w:p>
+    <w:p>
+      <w:pPr>
+        <w:spacing w:line="360" w:lineRule="auto"/>
+        <w:rPr>
+          <w:rFonts w:ascii="Calibri" w:hAnsi="Calibri" w:cs="Calibri"/>
           <w:sz w:val="24"/>
           <w:szCs w:val="24"/>
         </w:rPr>
@@ -292,6 +1118,155 @@
 <file path=word/numbering.xml><?xml version="1.0" encoding="utf-8"?>
 <w:numbering xmlns:wpc="http://schemas.microsoft.com/office/word/2010/wordprocessingCanvas" xmlns:cx="http://schemas.microsoft.com/office/drawing/2014/chartex" xmlns:cx1="http://schemas.microsoft.com/office/drawing/2015/9/8/chartex" xmlns:cx2="http://schemas.microsoft.com/office/drawing/2015/10/21/chartex" xmlns:cx3="http://schemas.microsoft.com/office/drawing/2016/5/9/chartex" xmlns:cx4="http://schemas.microsoft.com/office/drawing/2016/5/10/chartex" xmlns:cx5="http://schemas.microsoft.com/office/drawing/2016/5/11/chartex" xmlns:cx6="http://schemas.microsoft.com/office/drawing/2016/5/12/chartex" xmlns:cx7="http://schemas.microsoft.com/office/drawing/2016/5/13/chartex" xmlns:cx8="http://schemas.microsoft.com/office/drawing/2016/5/14/chartex" xmlns:mc="http://schemas.openxmlformats.org/markup-compatibility/2006" xmlns:aink="http://schemas.microsoft.com/office/drawing/2016/ink" xmlns:am3d="http://schemas.microsoft.com/office/drawing/2017/model3d" xmlns:o="urn:schemas-microsoft-com:office:office" xmlns:oel="http://schemas.microsoft.com/office/2019/extlst" xmlns:r="http://schemas.openxmlformats.org/officeDocument/2006/relationships" xmlns:m="http://schemas.openxmlformats.org/officeDocument/2006/math" xmlns:v="urn:schemas-microsoft-com:vml" xmlns:wp14="http://schemas.microsoft.com/office/word/2010/wordprocessingDrawing" xmlns:wp="http://schemas.openxmlformats.org/drawingml/2006/wordprocessingDrawing" xmlns:w10="urn:schemas-microsoft-com:office:word" xmlns:w="http://schemas.openxmlformats.org/wordprocessingml/2006/main" xmlns:w14="http://schemas.microsoft.com/office/word/2010/wordml" xmlns:w15="http://schemas.microsoft.com/office/word/2012/wordml" xmlns:w16cex="http://schemas.microsoft.com/office/word/2018/wordml/cex" xmlns:w16cid="http://schemas.microsoft.com/office/word/2016/wordml/cid" xmlns:w16="http://schemas.microsoft.com/office/word/2018/wordml" xmlns:w16du="http://schemas.microsoft.com/office/word/2023/wordml/word16du" xmlns:w16sdtdh="http://schemas.microsoft.com/office/word/2020/wordml/sdtdatahash" xmlns:w16se="http://schemas.microsoft.com/office/word/2015/wordml/symex" xmlns:wpg="http://schemas.microsoft.com/office/word/2010/wordprocessingGroup" xmlns:wpi="http://schemas.microsoft.com/office/word/2010/wordprocessingInk" xmlns:wne="http://schemas.microsoft.com/office/word/2006/wordml" xmlns:wps="http://schemas.microsoft.com/office/word/2010/wordprocessingShape" mc:Ignorable="w14 w15 w16se w16cid w16 w16cex w16sdtdh w16du wp14">
   <w:abstractNum w:abstractNumId="0" w15:restartNumberingAfterBreak="0">
+    <w:nsid w:val="0D133BCF"/>
+    <w:multiLevelType w:val="multilevel"/>
+    <w:tmpl w:val="6220CC28"/>
+    <w:lvl w:ilvl="0">
+      <w:start w:val="1"/>
+      <w:numFmt w:val="bullet"/>
+      <w:lvlText w:val=""/>
+      <w:lvlJc w:val="left"/>
+      <w:pPr>
+        <w:tabs>
+          <w:tab w:val="num" w:pos="720"/>
+        </w:tabs>
+        <w:ind w:left="720" w:hanging="360"/>
+      </w:pPr>
+      <w:rPr>
+        <w:rFonts w:ascii="Symbol" w:hAnsi="Symbol" w:hint="default"/>
+        <w:sz w:val="20"/>
+      </w:rPr>
+    </w:lvl>
+    <w:lvl w:ilvl="1" w:tentative="1">
+      <w:start w:val="1"/>
+      <w:numFmt w:val="bullet"/>
+      <w:lvlText w:val="o"/>
+      <w:lvlJc w:val="left"/>
+      <w:pPr>
+        <w:tabs>
+          <w:tab w:val="num" w:pos="1440"/>
+        </w:tabs>
+        <w:ind w:left="1440" w:hanging="360"/>
+      </w:pPr>
+      <w:rPr>
+        <w:rFonts w:ascii="Courier New" w:hAnsi="Courier New" w:hint="default"/>
+        <w:sz w:val="20"/>
+      </w:rPr>
+    </w:lvl>
+    <w:lvl w:ilvl="2" w:tentative="1">
+      <w:start w:val="1"/>
+      <w:numFmt w:val="bullet"/>
+      <w:lvlText w:val=""/>
+      <w:lvlJc w:val="left"/>
+      <w:pPr>
+        <w:tabs>
+          <w:tab w:val="num" w:pos="2160"/>
+        </w:tabs>
+        <w:ind w:left="2160" w:hanging="360"/>
+      </w:pPr>
+      <w:rPr>
+        <w:rFonts w:ascii="Wingdings" w:hAnsi="Wingdings" w:hint="default"/>
+        <w:sz w:val="20"/>
+      </w:rPr>
+    </w:lvl>
+    <w:lvl w:ilvl="3" w:tentative="1">
+      <w:start w:val="1"/>
+      <w:numFmt w:val="bullet"/>
+      <w:lvlText w:val=""/>
+      <w:lvlJc w:val="left"/>
+      <w:pPr>
+        <w:tabs>
+          <w:tab w:val="num" w:pos="2880"/>
+        </w:tabs>
+        <w:ind w:left="2880" w:hanging="360"/>
+      </w:pPr>
+      <w:rPr>
+        <w:rFonts w:ascii="Wingdings" w:hAnsi="Wingdings" w:hint="default"/>
+        <w:sz w:val="20"/>
+      </w:rPr>
+    </w:lvl>
+    <w:lvl w:ilvl="4" w:tentative="1">
+      <w:start w:val="1"/>
+      <w:numFmt w:val="bullet"/>
+      <w:lvlText w:val=""/>
+      <w:lvlJc w:val="left"/>
+      <w:pPr>
+        <w:tabs>
+          <w:tab w:val="num" w:pos="3600"/>
+        </w:tabs>
+        <w:ind w:left="3600" w:hanging="360"/>
+      </w:pPr>
+      <w:rPr>
+        <w:rFonts w:ascii="Wingdings" w:hAnsi="Wingdings" w:hint="default"/>
+        <w:sz w:val="20"/>
+      </w:rPr>
+    </w:lvl>
+    <w:lvl w:ilvl="5" w:tentative="1">
+      <w:start w:val="1"/>
+      <w:numFmt w:val="bullet"/>
+      <w:lvlText w:val=""/>
+      <w:lvlJc w:val="left"/>
+      <w:pPr>
+        <w:tabs>
+          <w:tab w:val="num" w:pos="4320"/>
+        </w:tabs>
+        <w:ind w:left="4320" w:hanging="360"/>
+      </w:pPr>
+      <w:rPr>
+        <w:rFonts w:ascii="Wingdings" w:hAnsi="Wingdings" w:hint="default"/>
+        <w:sz w:val="20"/>
+      </w:rPr>
+    </w:lvl>
+    <w:lvl w:ilvl="6" w:tentative="1">
+      <w:start w:val="1"/>
+      <w:numFmt w:val="bullet"/>
+      <w:lvlText w:val=""/>
+      <w:lvlJc w:val="left"/>
+      <w:pPr>
+        <w:tabs>
+          <w:tab w:val="num" w:pos="5040"/>
+        </w:tabs>
+        <w:ind w:left="5040" w:hanging="360"/>
+      </w:pPr>
+      <w:rPr>
+        <w:rFonts w:ascii="Wingdings" w:hAnsi="Wingdings" w:hint="default"/>
+        <w:sz w:val="20"/>
+      </w:rPr>
+    </w:lvl>
+    <w:lvl w:ilvl="7" w:tentative="1">
+      <w:start w:val="1"/>
+      <w:numFmt w:val="bullet"/>
+      <w:lvlText w:val=""/>
+      <w:lvlJc w:val="left"/>
+      <w:pPr>
+        <w:tabs>
+          <w:tab w:val="num" w:pos="5760"/>
+        </w:tabs>
+        <w:ind w:left="5760" w:hanging="360"/>
+      </w:pPr>
+      <w:rPr>
+        <w:rFonts w:ascii="Wingdings" w:hAnsi="Wingdings" w:hint="default"/>
+        <w:sz w:val="20"/>
+      </w:rPr>
+    </w:lvl>
+    <w:lvl w:ilvl="8" w:tentative="1">
+      <w:start w:val="1"/>
+      <w:numFmt w:val="bullet"/>
+      <w:lvlText w:val=""/>
+      <w:lvlJc w:val="left"/>
+      <w:pPr>
+        <w:tabs>
+          <w:tab w:val="num" w:pos="6480"/>
+        </w:tabs>
+        <w:ind w:left="6480" w:hanging="360"/>
+      </w:pPr>
+      <w:rPr>
+        <w:rFonts w:ascii="Wingdings" w:hAnsi="Wingdings" w:hint="default"/>
+        <w:sz w:val="20"/>
+      </w:rPr>
+    </w:lvl>
+  </w:abstractNum>
+  <w:abstractNum w:abstractNumId="1" w15:restartNumberingAfterBreak="0">
     <w:nsid w:val="4EB236FF"/>
     <w:multiLevelType w:val="hybridMultilevel"/>
     <w:tmpl w:val="E3C0BAA4"/>
@@ -403,8 +1378,435 @@
       </w:rPr>
     </w:lvl>
   </w:abstractNum>
+  <w:abstractNum w:abstractNumId="2" w15:restartNumberingAfterBreak="0">
+    <w:nsid w:val="50F92EFD"/>
+    <w:multiLevelType w:val="multilevel"/>
+    <w:tmpl w:val="978682F6"/>
+    <w:lvl w:ilvl="0">
+      <w:start w:val="1"/>
+      <w:numFmt w:val="decimal"/>
+      <w:lvlText w:val="%1."/>
+      <w:lvlJc w:val="left"/>
+      <w:pPr>
+        <w:tabs>
+          <w:tab w:val="num" w:pos="720"/>
+        </w:tabs>
+        <w:ind w:left="720" w:hanging="360"/>
+      </w:pPr>
+    </w:lvl>
+    <w:lvl w:ilvl="1">
+      <w:start w:val="1"/>
+      <w:numFmt w:val="bullet"/>
+      <w:lvlText w:val="o"/>
+      <w:lvlJc w:val="left"/>
+      <w:pPr>
+        <w:tabs>
+          <w:tab w:val="num" w:pos="1440"/>
+        </w:tabs>
+        <w:ind w:left="1440" w:hanging="360"/>
+      </w:pPr>
+      <w:rPr>
+        <w:rFonts w:ascii="Courier New" w:hAnsi="Courier New" w:hint="default"/>
+        <w:sz w:val="20"/>
+      </w:rPr>
+    </w:lvl>
+    <w:lvl w:ilvl="2" w:tentative="1">
+      <w:start w:val="1"/>
+      <w:numFmt w:val="decimal"/>
+      <w:lvlText w:val="%3."/>
+      <w:lvlJc w:val="left"/>
+      <w:pPr>
+        <w:tabs>
+          <w:tab w:val="num" w:pos="2160"/>
+        </w:tabs>
+        <w:ind w:left="2160" w:hanging="360"/>
+      </w:pPr>
+    </w:lvl>
+    <w:lvl w:ilvl="3" w:tentative="1">
+      <w:start w:val="1"/>
+      <w:numFmt w:val="decimal"/>
+      <w:lvlText w:val="%4."/>
+      <w:lvlJc w:val="left"/>
+      <w:pPr>
+        <w:tabs>
+          <w:tab w:val="num" w:pos="2880"/>
+        </w:tabs>
+        <w:ind w:left="2880" w:hanging="360"/>
+      </w:pPr>
+    </w:lvl>
+    <w:lvl w:ilvl="4" w:tentative="1">
+      <w:start w:val="1"/>
+      <w:numFmt w:val="decimal"/>
+      <w:lvlText w:val="%5."/>
+      <w:lvlJc w:val="left"/>
+      <w:pPr>
+        <w:tabs>
+          <w:tab w:val="num" w:pos="3600"/>
+        </w:tabs>
+        <w:ind w:left="3600" w:hanging="360"/>
+      </w:pPr>
+    </w:lvl>
+    <w:lvl w:ilvl="5" w:tentative="1">
+      <w:start w:val="1"/>
+      <w:numFmt w:val="decimal"/>
+      <w:lvlText w:val="%6."/>
+      <w:lvlJc w:val="left"/>
+      <w:pPr>
+        <w:tabs>
+          <w:tab w:val="num" w:pos="4320"/>
+        </w:tabs>
+        <w:ind w:left="4320" w:hanging="360"/>
+      </w:pPr>
+    </w:lvl>
+    <w:lvl w:ilvl="6" w:tentative="1">
+      <w:start w:val="1"/>
+      <w:numFmt w:val="decimal"/>
+      <w:lvlText w:val="%7."/>
+      <w:lvlJc w:val="left"/>
+      <w:pPr>
+        <w:tabs>
+          <w:tab w:val="num" w:pos="5040"/>
+        </w:tabs>
+        <w:ind w:left="5040" w:hanging="360"/>
+      </w:pPr>
+    </w:lvl>
+    <w:lvl w:ilvl="7" w:tentative="1">
+      <w:start w:val="1"/>
+      <w:numFmt w:val="decimal"/>
+      <w:lvlText w:val="%8."/>
+      <w:lvlJc w:val="left"/>
+      <w:pPr>
+        <w:tabs>
+          <w:tab w:val="num" w:pos="5760"/>
+        </w:tabs>
+        <w:ind w:left="5760" w:hanging="360"/>
+      </w:pPr>
+    </w:lvl>
+    <w:lvl w:ilvl="8" w:tentative="1">
+      <w:start w:val="1"/>
+      <w:numFmt w:val="decimal"/>
+      <w:lvlText w:val="%9."/>
+      <w:lvlJc w:val="left"/>
+      <w:pPr>
+        <w:tabs>
+          <w:tab w:val="num" w:pos="6480"/>
+        </w:tabs>
+        <w:ind w:left="6480" w:hanging="360"/>
+      </w:pPr>
+    </w:lvl>
+  </w:abstractNum>
+  <w:abstractNum w:abstractNumId="3" w15:restartNumberingAfterBreak="0">
+    <w:nsid w:val="5C172FF6"/>
+    <w:multiLevelType w:val="multilevel"/>
+    <w:tmpl w:val="56A20BAA"/>
+    <w:lvl w:ilvl="0">
+      <w:start w:val="1"/>
+      <w:numFmt w:val="bullet"/>
+      <w:lvlText w:val=""/>
+      <w:lvlJc w:val="left"/>
+      <w:pPr>
+        <w:tabs>
+          <w:tab w:val="num" w:pos="720"/>
+        </w:tabs>
+        <w:ind w:left="720" w:hanging="360"/>
+      </w:pPr>
+      <w:rPr>
+        <w:rFonts w:ascii="Symbol" w:hAnsi="Symbol" w:hint="default"/>
+        <w:sz w:val="20"/>
+      </w:rPr>
+    </w:lvl>
+    <w:lvl w:ilvl="1" w:tentative="1">
+      <w:start w:val="1"/>
+      <w:numFmt w:val="bullet"/>
+      <w:lvlText w:val="o"/>
+      <w:lvlJc w:val="left"/>
+      <w:pPr>
+        <w:tabs>
+          <w:tab w:val="num" w:pos="1440"/>
+        </w:tabs>
+        <w:ind w:left="1440" w:hanging="360"/>
+      </w:pPr>
+      <w:rPr>
+        <w:rFonts w:ascii="Courier New" w:hAnsi="Courier New" w:hint="default"/>
+        <w:sz w:val="20"/>
+      </w:rPr>
+    </w:lvl>
+    <w:lvl w:ilvl="2" w:tentative="1">
+      <w:start w:val="1"/>
+      <w:numFmt w:val="bullet"/>
+      <w:lvlText w:val=""/>
+      <w:lvlJc w:val="left"/>
+      <w:pPr>
+        <w:tabs>
+          <w:tab w:val="num" w:pos="2160"/>
+        </w:tabs>
+        <w:ind w:left="2160" w:hanging="360"/>
+      </w:pPr>
+      <w:rPr>
+        <w:rFonts w:ascii="Wingdings" w:hAnsi="Wingdings" w:hint="default"/>
+        <w:sz w:val="20"/>
+      </w:rPr>
+    </w:lvl>
+    <w:lvl w:ilvl="3" w:tentative="1">
+      <w:start w:val="1"/>
+      <w:numFmt w:val="bullet"/>
+      <w:lvlText w:val=""/>
+      <w:lvlJc w:val="left"/>
+      <w:pPr>
+        <w:tabs>
+          <w:tab w:val="num" w:pos="2880"/>
+        </w:tabs>
+        <w:ind w:left="2880" w:hanging="360"/>
+      </w:pPr>
+      <w:rPr>
+        <w:rFonts w:ascii="Wingdings" w:hAnsi="Wingdings" w:hint="default"/>
+        <w:sz w:val="20"/>
+      </w:rPr>
+    </w:lvl>
+    <w:lvl w:ilvl="4" w:tentative="1">
+      <w:start w:val="1"/>
+      <w:numFmt w:val="bullet"/>
+      <w:lvlText w:val=""/>
+      <w:lvlJc w:val="left"/>
+      <w:pPr>
+        <w:tabs>
+          <w:tab w:val="num" w:pos="3600"/>
+        </w:tabs>
+        <w:ind w:left="3600" w:hanging="360"/>
+      </w:pPr>
+      <w:rPr>
+        <w:rFonts w:ascii="Wingdings" w:hAnsi="Wingdings" w:hint="default"/>
+        <w:sz w:val="20"/>
+      </w:rPr>
+    </w:lvl>
+    <w:lvl w:ilvl="5" w:tentative="1">
+      <w:start w:val="1"/>
+      <w:numFmt w:val="bullet"/>
+      <w:lvlText w:val=""/>
+      <w:lvlJc w:val="left"/>
+      <w:pPr>
+        <w:tabs>
+          <w:tab w:val="num" w:pos="4320"/>
+        </w:tabs>
+        <w:ind w:left="4320" w:hanging="360"/>
+      </w:pPr>
+      <w:rPr>
+        <w:rFonts w:ascii="Wingdings" w:hAnsi="Wingdings" w:hint="default"/>
+        <w:sz w:val="20"/>
+      </w:rPr>
+    </w:lvl>
+    <w:lvl w:ilvl="6" w:tentative="1">
+      <w:start w:val="1"/>
+      <w:numFmt w:val="bullet"/>
+      <w:lvlText w:val=""/>
+      <w:lvlJc w:val="left"/>
+      <w:pPr>
+        <w:tabs>
+          <w:tab w:val="num" w:pos="5040"/>
+        </w:tabs>
+        <w:ind w:left="5040" w:hanging="360"/>
+      </w:pPr>
+      <w:rPr>
+        <w:rFonts w:ascii="Wingdings" w:hAnsi="Wingdings" w:hint="default"/>
+        <w:sz w:val="20"/>
+      </w:rPr>
+    </w:lvl>
+    <w:lvl w:ilvl="7" w:tentative="1">
+      <w:start w:val="1"/>
+      <w:numFmt w:val="bullet"/>
+      <w:lvlText w:val=""/>
+      <w:lvlJc w:val="left"/>
+      <w:pPr>
+        <w:tabs>
+          <w:tab w:val="num" w:pos="5760"/>
+        </w:tabs>
+        <w:ind w:left="5760" w:hanging="360"/>
+      </w:pPr>
+      <w:rPr>
+        <w:rFonts w:ascii="Wingdings" w:hAnsi="Wingdings" w:hint="default"/>
+        <w:sz w:val="20"/>
+      </w:rPr>
+    </w:lvl>
+    <w:lvl w:ilvl="8" w:tentative="1">
+      <w:start w:val="1"/>
+      <w:numFmt w:val="bullet"/>
+      <w:lvlText w:val=""/>
+      <w:lvlJc w:val="left"/>
+      <w:pPr>
+        <w:tabs>
+          <w:tab w:val="num" w:pos="6480"/>
+        </w:tabs>
+        <w:ind w:left="6480" w:hanging="360"/>
+      </w:pPr>
+      <w:rPr>
+        <w:rFonts w:ascii="Wingdings" w:hAnsi="Wingdings" w:hint="default"/>
+        <w:sz w:val="20"/>
+      </w:rPr>
+    </w:lvl>
+  </w:abstractNum>
+  <w:abstractNum w:abstractNumId="4" w15:restartNumberingAfterBreak="0">
+    <w:nsid w:val="77C47295"/>
+    <w:multiLevelType w:val="multilevel"/>
+    <w:tmpl w:val="39CCB222"/>
+    <w:lvl w:ilvl="0">
+      <w:start w:val="1"/>
+      <w:numFmt w:val="bullet"/>
+      <w:lvlText w:val=""/>
+      <w:lvlJc w:val="left"/>
+      <w:pPr>
+        <w:tabs>
+          <w:tab w:val="num" w:pos="720"/>
+        </w:tabs>
+        <w:ind w:left="720" w:hanging="360"/>
+      </w:pPr>
+      <w:rPr>
+        <w:rFonts w:ascii="Symbol" w:hAnsi="Symbol" w:hint="default"/>
+        <w:sz w:val="20"/>
+      </w:rPr>
+    </w:lvl>
+    <w:lvl w:ilvl="1" w:tentative="1">
+      <w:start w:val="1"/>
+      <w:numFmt w:val="bullet"/>
+      <w:lvlText w:val="o"/>
+      <w:lvlJc w:val="left"/>
+      <w:pPr>
+        <w:tabs>
+          <w:tab w:val="num" w:pos="1440"/>
+        </w:tabs>
+        <w:ind w:left="1440" w:hanging="360"/>
+      </w:pPr>
+      <w:rPr>
+        <w:rFonts w:ascii="Courier New" w:hAnsi="Courier New" w:hint="default"/>
+        <w:sz w:val="20"/>
+      </w:rPr>
+    </w:lvl>
+    <w:lvl w:ilvl="2" w:tentative="1">
+      <w:start w:val="1"/>
+      <w:numFmt w:val="bullet"/>
+      <w:lvlText w:val=""/>
+      <w:lvlJc w:val="left"/>
+      <w:pPr>
+        <w:tabs>
+          <w:tab w:val="num" w:pos="2160"/>
+        </w:tabs>
+        <w:ind w:left="2160" w:hanging="360"/>
+      </w:pPr>
+      <w:rPr>
+        <w:rFonts w:ascii="Wingdings" w:hAnsi="Wingdings" w:hint="default"/>
+        <w:sz w:val="20"/>
+      </w:rPr>
+    </w:lvl>
+    <w:lvl w:ilvl="3" w:tentative="1">
+      <w:start w:val="1"/>
+      <w:numFmt w:val="bullet"/>
+      <w:lvlText w:val=""/>
+      <w:lvlJc w:val="left"/>
+      <w:pPr>
+        <w:tabs>
+          <w:tab w:val="num" w:pos="2880"/>
+        </w:tabs>
+        <w:ind w:left="2880" w:hanging="360"/>
+      </w:pPr>
+      <w:rPr>
+        <w:rFonts w:ascii="Wingdings" w:hAnsi="Wingdings" w:hint="default"/>
+        <w:sz w:val="20"/>
+      </w:rPr>
+    </w:lvl>
+    <w:lvl w:ilvl="4" w:tentative="1">
+      <w:start w:val="1"/>
+      <w:numFmt w:val="bullet"/>
+      <w:lvlText w:val=""/>
+      <w:lvlJc w:val="left"/>
+      <w:pPr>
+        <w:tabs>
+          <w:tab w:val="num" w:pos="3600"/>
+        </w:tabs>
+        <w:ind w:left="3600" w:hanging="360"/>
+      </w:pPr>
+      <w:rPr>
+        <w:rFonts w:ascii="Wingdings" w:hAnsi="Wingdings" w:hint="default"/>
+        <w:sz w:val="20"/>
+      </w:rPr>
+    </w:lvl>
+    <w:lvl w:ilvl="5" w:tentative="1">
+      <w:start w:val="1"/>
+      <w:numFmt w:val="bullet"/>
+      <w:lvlText w:val=""/>
+      <w:lvlJc w:val="left"/>
+      <w:pPr>
+        <w:tabs>
+          <w:tab w:val="num" w:pos="4320"/>
+        </w:tabs>
+        <w:ind w:left="4320" w:hanging="360"/>
+      </w:pPr>
+      <w:rPr>
+        <w:rFonts w:ascii="Wingdings" w:hAnsi="Wingdings" w:hint="default"/>
+        <w:sz w:val="20"/>
+      </w:rPr>
+    </w:lvl>
+    <w:lvl w:ilvl="6" w:tentative="1">
+      <w:start w:val="1"/>
+      <w:numFmt w:val="bullet"/>
+      <w:lvlText w:val=""/>
+      <w:lvlJc w:val="left"/>
+      <w:pPr>
+        <w:tabs>
+          <w:tab w:val="num" w:pos="5040"/>
+        </w:tabs>
+        <w:ind w:left="5040" w:hanging="360"/>
+      </w:pPr>
+      <w:rPr>
+        <w:rFonts w:ascii="Wingdings" w:hAnsi="Wingdings" w:hint="default"/>
+        <w:sz w:val="20"/>
+      </w:rPr>
+    </w:lvl>
+    <w:lvl w:ilvl="7" w:tentative="1">
+      <w:start w:val="1"/>
+      <w:numFmt w:val="bullet"/>
+      <w:lvlText w:val=""/>
+      <w:lvlJc w:val="left"/>
+      <w:pPr>
+        <w:tabs>
+          <w:tab w:val="num" w:pos="5760"/>
+        </w:tabs>
+        <w:ind w:left="5760" w:hanging="360"/>
+      </w:pPr>
+      <w:rPr>
+        <w:rFonts w:ascii="Wingdings" w:hAnsi="Wingdings" w:hint="default"/>
+        <w:sz w:val="20"/>
+      </w:rPr>
+    </w:lvl>
+    <w:lvl w:ilvl="8" w:tentative="1">
+      <w:start w:val="1"/>
+      <w:numFmt w:val="bullet"/>
+      <w:lvlText w:val=""/>
+      <w:lvlJc w:val="left"/>
+      <w:pPr>
+        <w:tabs>
+          <w:tab w:val="num" w:pos="6480"/>
+        </w:tabs>
+        <w:ind w:left="6480" w:hanging="360"/>
+      </w:pPr>
+      <w:rPr>
+        <w:rFonts w:ascii="Wingdings" w:hAnsi="Wingdings" w:hint="default"/>
+        <w:sz w:val="20"/>
+      </w:rPr>
+    </w:lvl>
+  </w:abstractNum>
   <w:num w:numId="1" w16cid:durableId="1272587009">
+    <w:abstractNumId w:val="1"/>
+  </w:num>
+  <w:num w:numId="2" w16cid:durableId="1219900626">
+    <w:abstractNumId w:val="2"/>
+  </w:num>
+  <w:num w:numId="3" w16cid:durableId="1598514712">
     <w:abstractNumId w:val="0"/>
+  </w:num>
+  <w:num w:numId="4" w16cid:durableId="784734129">
+    <w:abstractNumId w:val="4"/>
+  </w:num>
+  <w:num w:numId="5" w16cid:durableId="1833253624">
+    <w:abstractNumId w:val="3"/>
   </w:num>
 </w:numbering>
 </file>
@@ -1012,7 +2414,6 @@
   <w:style w:type="character" w:default="1" w:styleId="DefaultParagraphFont">
     <w:name w:val="Default Paragraph Font"/>
     <w:uiPriority w:val="1"/>
-    <w:semiHidden/>
     <w:unhideWhenUsed/>
   </w:style>
   <w:style w:type="table" w:default="1" w:styleId="TableNormal">
